--- a/dist/exports/kcet-dual-nature-of-radiation_revision_notes.docx
+++ b/dist/exports/kcet-dual-nature-of-radiation_revision_notes.docx
@@ -189,7 +189,7 @@
                 <w:color w:val="2D3748"/>
                 <w:sz w:val="19"/>
               </w:rPr>
-              <w:t>Kcet Dual Nature Of Radiation - Core Application</w:t>
+              <w:t>Photoelectric Effect &amp; Einstein's Equation</w:t>
             </w:r>
           </w:p>
         </w:tc>
@@ -209,7 +209,7 @@
               <w:rPr>
                 <w:sz w:val="19"/>
               </w:rPr>
-              <w:t>25 PYQs</w:t>
+              <w:t>15 PYQs</w:t>
             </w:r>
           </w:p>
         </w:tc>
@@ -230,7 +230,94 @@
                 <w:color w:val="718096"/>
                 <w:sz w:val="19"/>
               </w:rPr>
-              <w:t>General Concept</w:t>
+              <w:t>Photoelectric</w:t>
+            </w:r>
+          </w:p>
+        </w:tc>
+      </w:tr>
+      <w:tr>
+        <w:tc>
+          <w:tcPr>
+            <w:tcW w:type="dxa" w:w="2160"/>
+            <w:shd w:fill="FFFFFF"/>
+            <w:tcMar>
+              <w:top w:w="80" w:type="dxa"/>
+              <w:bottom w:w="80" w:type="dxa"/>
+              <w:left w:w="150" w:type="dxa"/>
+              <w:right w:w="150" w:type="dxa"/>
+            </w:tcMar>
+          </w:tcPr>
+          <w:p>
+            <w:r>
+              <w:rPr>
+                <w:b/>
+                <w:color w:val="2B6CB0"/>
+                <w:sz w:val="19"/>
+              </w:rPr>
+              <w:t>High</w:t>
+            </w:r>
+          </w:p>
+        </w:tc>
+        <w:tc>
+          <w:tcPr>
+            <w:tcW w:type="dxa" w:w="4320"/>
+            <w:shd w:fill="FFFFFF"/>
+            <w:tcMar>
+              <w:top w:w="80" w:type="dxa"/>
+              <w:bottom w:w="80" w:type="dxa"/>
+              <w:left w:w="150" w:type="dxa"/>
+              <w:right w:w="150" w:type="dxa"/>
+            </w:tcMar>
+          </w:tcPr>
+          <w:p>
+            <w:r>
+              <w:rPr>
+                <w:b/>
+                <w:color w:val="2D3748"/>
+                <w:sz w:val="19"/>
+              </w:rPr>
+              <w:t>De Broglie Hypothesis &amp; Matter Waves</w:t>
+            </w:r>
+          </w:p>
+        </w:tc>
+        <w:tc>
+          <w:tcPr>
+            <w:tcW w:type="dxa" w:w="1728"/>
+            <w:shd w:fill="FFFFFF"/>
+            <w:tcMar>
+              <w:top w:w="80" w:type="dxa"/>
+              <w:bottom w:w="80" w:type="dxa"/>
+              <w:left w:w="150" w:type="dxa"/>
+              <w:right w:w="150" w:type="dxa"/>
+            </w:tcMar>
+          </w:tcPr>
+          <w:p>
+            <w:r>
+              <w:rPr>
+                <w:sz w:val="19"/>
+              </w:rPr>
+              <w:t>10 PYQs</w:t>
+            </w:r>
+          </w:p>
+        </w:tc>
+        <w:tc>
+          <w:tcPr>
+            <w:tcW w:type="dxa" w:w="1872"/>
+            <w:shd w:fill="FFFFFF"/>
+            <w:tcMar>
+              <w:top w:w="80" w:type="dxa"/>
+              <w:bottom w:w="80" w:type="dxa"/>
+              <w:left w:w="150" w:type="dxa"/>
+              <w:right w:w="150" w:type="dxa"/>
+            </w:tcMar>
+          </w:tcPr>
+          <w:p>
+            <w:r>
+              <w:rPr>
+                <w:color w:val="718096"/>
+                <w:sz w:val="19"/>
+              </w:rPr>
+              <w:t>Matter Waves</w:t>
             </w:r>
           </w:p>
         </w:tc>
@@ -311,6 +398,98 @@
           </w:p>
         </w:tc>
       </w:tr>
+      <w:tr>
+        <w:tc>
+          <w:tcPr>
+            <w:tcW w:type="dxa" w:w="3600"/>
+            <w:shd w:fill="F7FAFC"/>
+            <w:tcMar>
+              <w:top w:w="100" w:type="dxa"/>
+              <w:bottom w:w="100" w:type="dxa"/>
+              <w:left w:w="150" w:type="dxa"/>
+              <w:right w:w="150" w:type="dxa"/>
+            </w:tcMar>
+          </w:tcPr>
+          <w:p>
+            <w:r>
+              <w:rPr>
+                <w:b/>
+                <w:color w:val="1A365D"/>
+                <w:sz w:val="19"/>
+              </w:rPr>
+              <w:t>Photoelectric Effect &amp; Einstein's Equation</w:t>
+            </w:r>
+          </w:p>
+        </w:tc>
+        <w:tc>
+          <w:tcPr>
+            <w:tcW w:type="dxa" w:w="6480"/>
+            <w:shd w:fill="F7FAFC"/>
+            <w:tcMar>
+              <w:top w:w="100" w:type="dxa"/>
+              <w:bottom w:w="100" w:type="dxa"/>
+              <w:left w:w="150" w:type="dxa"/>
+              <w:right w:w="150" w:type="dxa"/>
+            </w:tcMar>
+          </w:tcPr>
+          <w:p>
+            <w:r>
+              <w:rPr>
+                <w:rFonts w:ascii="Cambria Math" w:hAnsi="Cambria Math"/>
+                <w:color w:val="2D3748"/>
+                <w:sz w:val="19"/>
+              </w:rPr>
+              <w:t>E = h\nu = \phi_0 + K_{\text{max}}, \quad K_{\text{max}} = e V_s = h(\nu - \nu_0) = hc\left(\frac{1}{\lambda} - \frac{1}{\lambda_0}\right)</w:t>
+            </w:r>
+          </w:p>
+        </w:tc>
+      </w:tr>
+      <w:tr>
+        <w:tc>
+          <w:tcPr>
+            <w:tcW w:type="dxa" w:w="3600"/>
+            <w:shd w:fill="FFFFFF"/>
+            <w:tcMar>
+              <w:top w:w="100" w:type="dxa"/>
+              <w:bottom w:w="100" w:type="dxa"/>
+              <w:left w:w="150" w:type="dxa"/>
+              <w:right w:w="150" w:type="dxa"/>
+            </w:tcMar>
+          </w:tcPr>
+          <w:p>
+            <w:r>
+              <w:rPr>
+                <w:b/>
+                <w:color w:val="1A365D"/>
+                <w:sz w:val="19"/>
+              </w:rPr>
+              <w:t>De Broglie Hypothesis &amp; Matter Waves</w:t>
+            </w:r>
+          </w:p>
+        </w:tc>
+        <w:tc>
+          <w:tcPr>
+            <w:tcW w:type="dxa" w:w="6480"/>
+            <w:shd w:fill="FFFFFF"/>
+            <w:tcMar>
+              <w:top w:w="100" w:type="dxa"/>
+              <w:bottom w:w="100" w:type="dxa"/>
+              <w:left w:w="150" w:type="dxa"/>
+              <w:right w:w="150" w:type="dxa"/>
+            </w:tcMar>
+          </w:tcPr>
+          <w:p>
+            <w:r>
+              <w:rPr>
+                <w:rFonts w:ascii="Cambria Math" w:hAnsi="Cambria Math"/>
+                <w:color w:val="2D3748"/>
+                <w:sz w:val="19"/>
+              </w:rPr>
+              <w:t>\lambda = \frac{h}{p} = \frac{h}{\sqrt{2mE}} = \frac{h}{\sqrt{2mqV}}, \quad \lambda_{\text{electron}} \approx \frac{1.227}{\sqrt{V}}\text{ nm} = \frac{12.27}{\sqrt{V}}\text{ \AA}</w:t>
+            </w:r>
+          </w:p>
+        </w:tc>
+      </w:tr>
     </w:tbl>
     <w:p>
       <w:pPr>
@@ -338,7 +517,7 @@
           <w:color w:val="2B6CB0"/>
           <w:sz w:val="24"/>
         </w:rPr>
-        <w:t>3.1 Kcet Dual Nature Of Radiation - Core Application (Very High Yield — 25 PYQs)</w:t>
+        <w:t>3.1 Photoelectric Effect &amp; Einstein's Equation (Very High Yield — 15 PYQs)</w:t>
       </w:r>
     </w:p>
     <w:p>
@@ -353,7 +532,7 @@
         <w:rPr>
           <w:sz w:val="20"/>
         </w:rPr>
-        <w:t>Key problem pattern in Kcet Dual Nature Of Radiation.</w:t>
+        <w:t>Quantum nature of light, work function ϕ_0, threshold frequency ν_0, and stopping potential V_s dependence on frequency.</w:t>
       </w:r>
     </w:p>
     <w:tbl>
@@ -391,7 +570,7 @@
                 <w:color w:val="2D3748"/>
                 <w:sz w:val="19"/>
               </w:rPr>
-              <w:t>Watch for algebraic and sign errors.</w:t>
+              <w:t>Stopping potential depends solely on FREQUENCY and work function; it is completely independent of intensity of incident light!</w:t>
             </w:r>
           </w:p>
         </w:tc>
@@ -432,7 +611,7 @@
                 <w:color w:val="2D3748"/>
                 <w:sz w:val="19"/>
               </w:rPr>
-              <w:t>Verify dimensions and boundary conditions.</w:t>
+              <w:t>Slope of stopping potential vs frequency curve is always universal: Slope = h/e.</w:t>
             </w:r>
           </w:p>
         </w:tc>
@@ -515,6 +694,160 @@
           <w:b/>
           <w:sz w:val="18"/>
         </w:rPr>
+        <w:t xml:space="preserve">[2025 Shift] Q#4 (MCQ): </w:t>
+      </w:r>
+      <w:r>
+        <w:rPr>
+          <w:sz w:val="18"/>
+        </w:rPr>
+        <w:t xml:space="preserve">"The anode voltage of a photocell is kept fixed. The frequency of the light falling on the cathode is gradually increased. Then the correct g..."  </w:t>
+      </w:r>
+      <w:r>
+        <w:rPr>
+          <w:b/>
+          <w:color w:val="2B6CB0"/>
+          <w:sz w:val="18"/>
+        </w:rPr>
+        <w:t>[Ans: N/A]</w:t>
+      </w:r>
+    </w:p>
+    <w:p>
+      <w:pPr>
+        <w:spacing w:after="120"/>
+      </w:pPr>
+    </w:p>
+    <w:p>
+      <w:pPr>
+        <w:pStyle w:val="Heading2"/>
+      </w:pPr>
+      <w:r>
+        <w:rPr>
+          <w:color w:val="2B6CB0"/>
+          <w:sz w:val="24"/>
+        </w:rPr>
+        <w:t>3.2 De Broglie Hypothesis &amp; Matter Waves (High Yield — 10 PYQs)</w:t>
+      </w:r>
+    </w:p>
+    <w:p>
+      <w:r>
+        <w:rPr>
+          <w:b/>
+          <w:sz w:val="20"/>
+        </w:rPr>
+        <w:t xml:space="preserve">Core Principle: </w:t>
+      </w:r>
+      <w:r>
+        <w:rPr>
+          <w:sz w:val="20"/>
+        </w:rPr>
+        <w:t>Dual wave-particle nature of moving particles, de Broglie wavelength under electrostatic acceleration V, and thermal gas particles.</w:t>
+      </w:r>
+    </w:p>
+    <w:tbl>
+      <w:tblPr>
+        <w:tblW w:type="auto" w:w="0"/>
+        <w:jc w:val="center"/>
+        <w:tblLook w:firstColumn="1" w:firstRow="1" w:lastColumn="0" w:lastRow="0" w:noHBand="0" w:noVBand="1" w:val="04A0"/>
+      </w:tblPr>
+      <w:tblGrid>
+        <w:gridCol w:w="10080"/>
+      </w:tblGrid>
+      <w:tr>
+        <w:tc>
+          <w:tcPr>
+            <w:tcW w:type="dxa" w:w="10080"/>
+            <w:shd w:fill="FFF5F5"/>
+            <w:tcMar>
+              <w:top w:w="100" w:type="dxa"/>
+              <w:bottom w:w="100" w:type="dxa"/>
+              <w:left w:w="150" w:type="dxa"/>
+              <w:right w:w="150" w:type="dxa"/>
+            </w:tcMar>
+          </w:tcPr>
+          <w:p>
+            <w:r>
+              <w:rPr>
+                <w:b/>
+                <w:color w:val="C53030"/>
+                <w:sz w:val="19"/>
+              </w:rPr>
+              <w:t xml:space="preserve">⚠️ Common Trap / JEE Pitfall: </w:t>
+            </w:r>
+            <w:r>
+              <w:rPr>
+                <w:color w:val="2D3748"/>
+                <w:sz w:val="19"/>
+              </w:rPr>
+              <w:t>For neutral particles (neutrons), de Broglie wavelength is λ = \frach√(3mkT), where k is Boltzmann constant.</w:t>
+            </w:r>
+          </w:p>
+        </w:tc>
+      </w:tr>
+    </w:tbl>
+    <w:tbl>
+      <w:tblPr>
+        <w:tblW w:type="auto" w:w="0"/>
+        <w:jc w:val="center"/>
+        <w:tblLook w:firstColumn="1" w:firstRow="1" w:lastColumn="0" w:lastRow="0" w:noHBand="0" w:noVBand="1" w:val="04A0"/>
+      </w:tblPr>
+      <w:tblGrid>
+        <w:gridCol w:w="10080"/>
+      </w:tblGrid>
+      <w:tr>
+        <w:tc>
+          <w:tcPr>
+            <w:tcW w:type="dxa" w:w="10080"/>
+            <w:shd w:fill="F0FFF4"/>
+            <w:tcMar>
+              <w:top w:w="100" w:type="dxa"/>
+              <w:bottom w:w="100" w:type="dxa"/>
+              <w:left w:w="150" w:type="dxa"/>
+              <w:right w:w="150" w:type="dxa"/>
+            </w:tcMar>
+          </w:tcPr>
+          <w:p>
+            <w:r>
+              <w:rPr>
+                <w:b/>
+                <w:color w:val="276749"/>
+                <w:sz w:val="19"/>
+              </w:rPr>
+              <w:t xml:space="preserve">💡 Speed Hack / Trick: </w:t>
+            </w:r>
+            <w:r>
+              <w:rPr>
+                <w:color w:val="2D3748"/>
+                <w:sz w:val="19"/>
+              </w:rPr>
+              <w:t>For proton vs alpha particle accelerated through same voltage V: (λ_p / λ_α) = √((m_α q_α / m_p q_p)) = √(4 × 2) = 2√(2).</w:t>
+            </w:r>
+          </w:p>
+        </w:tc>
+      </w:tr>
+    </w:tbl>
+    <w:p>
+      <w:pPr>
+        <w:spacing w:before="120" w:after="40"/>
+      </w:pPr>
+      <w:r>
+        <w:rPr>
+          <w:b/>
+          <w:color w:val="1A365D"/>
+          <w:sz w:val="19"/>
+        </w:rPr>
+        <w:t>Source PYQs testing this concept:</w:t>
+      </w:r>
+    </w:p>
+    <w:p>
+      <w:pPr>
+        <w:pStyle w:val="ListBullet"/>
+        <w:spacing w:after="40"/>
+      </w:pPr>
+      <w:r>
+        <w:rPr>
+          <w:b/>
+          <w:sz w:val="18"/>
+        </w:rPr>
         <w:t xml:space="preserve">[2025 Shift] Q#3 (MCQ): </w:t>
       </w:r>
       <w:r>
@@ -522,6 +855,60 @@
           <w:sz w:val="18"/>
         </w:rPr>
         <w:t xml:space="preserve">"If we consider an electron and a photon of same de-Broglie wavelength, then they will have same..."  </w:t>
+      </w:r>
+      <w:r>
+        <w:rPr>
+          <w:b/>
+          <w:color w:val="2B6CB0"/>
+          <w:sz w:val="18"/>
+        </w:rPr>
+        <w:t>[Ans: N/A]</w:t>
+      </w:r>
+    </w:p>
+    <w:p>
+      <w:pPr>
+        <w:pStyle w:val="ListBullet"/>
+        <w:spacing w:after="40"/>
+      </w:pPr>
+      <w:r>
+        <w:rPr>
+          <w:b/>
+          <w:sz w:val="18"/>
+        </w:rPr>
+        <w:t xml:space="preserve">[2023 Shift] Q#1 (MCQ): </w:t>
+      </w:r>
+      <w:r>
+        <w:rPr>
+          <w:sz w:val="18"/>
+        </w:rPr>
+        <w:t xml:space="preserve">"The energy gap of an LED is 2.4eV . When the LED is switched ON, the momentum of the emitted photons is..."  </w:t>
+      </w:r>
+      <w:r>
+        <w:rPr>
+          <w:b/>
+          <w:color w:val="2B6CB0"/>
+          <w:sz w:val="18"/>
+        </w:rPr>
+        <w:t>[Ans: N/A]</w:t>
+      </w:r>
+    </w:p>
+    <w:p>
+      <w:pPr>
+        <w:pStyle w:val="ListBullet"/>
+        <w:spacing w:after="40"/>
+      </w:pPr>
+      <w:r>
+        <w:rPr>
+          <w:b/>
+          <w:sz w:val="18"/>
+        </w:rPr>
+        <w:t xml:space="preserve">[2023 Shift] Q#3 (MCQ): </w:t>
+      </w:r>
+      <w:r>
+        <w:rPr>
+          <w:sz w:val="18"/>
+        </w:rPr>
+        <w:t xml:space="preserve">"A 60 W source emits monochromatic light of wavelength 662.5 nm. The number of photons emitted per second is..."  </w:t>
       </w:r>
       <w:r>
         <w:rPr>
@@ -660,6 +1047,127 @@
               <w:t>Solution Analysis:</w:t>
               <w:br/>
               <w:t>In the photoelectric effect, photoelectric current changes with anode potential in this way: 1. At zero anode potential, the current is still present. This happens because the emitted photoelectrons already have some kinetic energy, so some of them can reach the anode even without extra attraction. 2. When the anode is given a negative potential, it repels the photoelectrons. So, fewer electrons reach the anode and the current decreases. 3. At a particular negative potential, even the fastest photoelectrons cannot reach the anode. The current becomes zero at this point. This potential is called the stopping potential, written as -V_(0) . 4. When the anode potential is made positive, more photoelectrons are attracted towards the anode. So, the photoelectric current increases. 5. After some time, all emitted photoelectrons reach the anode. Then the current becomes maximum and constant. This maximum constant current is called saturation current. Graph-I shows all these points correctly. It becomes zero at -V_(0) , has some current at zero potential, and becomes constant at higher positive potential.</w:t>
+            </w:r>
+          </w:p>
+        </w:tc>
+      </w:tr>
+    </w:tbl>
+    <w:p>
+      <w:pPr>
+        <w:spacing w:after="120"/>
+      </w:pPr>
+    </w:p>
+    <w:p>
+      <w:pPr>
+        <w:spacing w:before="160" w:after="40"/>
+      </w:pPr>
+      <w:r>
+        <w:rPr>
+          <w:b/>
+          <w:color w:val="1A365D"/>
+          <w:sz w:val="22"/>
+        </w:rPr>
+        <w:t>Benchmark Problem 2: KCET 2025 (Q#3)</w:t>
+      </w:r>
+    </w:p>
+    <w:p>
+      <w:pPr>
+        <w:spacing w:after="80"/>
+      </w:pPr>
+      <w:r>
+        <w:rPr>
+          <w:sz w:val="20"/>
+        </w:rPr>
+        <w:t>If we consider an electron and a photon of same de-Broglie wavelength, then they will have same</w:t>
+      </w:r>
+    </w:p>
+    <w:p>
+      <w:pPr>
+        <w:pStyle w:val="ListBullet"/>
+        <w:spacing w:after="20"/>
+      </w:pPr>
+      <w:r>
+        <w:rPr>
+          <w:sz w:val="19"/>
+        </w:rPr>
+        <w:t>(A) Angular momentum</w:t>
+      </w:r>
+    </w:p>
+    <w:p>
+      <w:pPr>
+        <w:pStyle w:val="ListBullet"/>
+        <w:spacing w:after="20"/>
+      </w:pPr>
+      <w:r>
+        <w:rPr>
+          <w:sz w:val="19"/>
+        </w:rPr>
+        <w:t>(B) Energy</w:t>
+      </w:r>
+    </w:p>
+    <w:p>
+      <w:pPr>
+        <w:pStyle w:val="ListBullet"/>
+        <w:spacing w:after="20"/>
+      </w:pPr>
+      <w:r>
+        <w:rPr>
+          <w:sz w:val="19"/>
+        </w:rPr>
+        <w:t>(C) Velocity</w:t>
+      </w:r>
+    </w:p>
+    <w:p>
+      <w:pPr>
+        <w:pStyle w:val="ListBullet"/>
+        <w:spacing w:after="20"/>
+      </w:pPr>
+      <w:r>
+        <w:rPr>
+          <w:sz w:val="19"/>
+        </w:rPr>
+        <w:t>(D) Momentum</w:t>
+      </w:r>
+    </w:p>
+    <w:tbl>
+      <w:tblPr>
+        <w:tblW w:type="auto" w:w="0"/>
+        <w:jc w:val="center"/>
+        <w:tblLook w:firstColumn="1" w:firstRow="1" w:lastColumn="0" w:lastRow="0" w:noHBand="0" w:noVBand="1" w:val="04A0"/>
+      </w:tblPr>
+      <w:tblGrid>
+        <w:gridCol w:w="10080"/>
+      </w:tblGrid>
+      <w:tr>
+        <w:tc>
+          <w:tcPr>
+            <w:tcW w:type="dxa" w:w="10080"/>
+            <w:shd w:fill="F7FAFC"/>
+            <w:tcMar>
+              <w:top w:w="100" w:type="dxa"/>
+              <w:bottom w:w="100" w:type="dxa"/>
+              <w:left w:w="150" w:type="dxa"/>
+              <w:right w:w="150" w:type="dxa"/>
+            </w:tcMar>
+          </w:tcPr>
+          <w:p>
+            <w:r>
+              <w:rPr>
+                <w:b/>
+                <w:color w:val="1A365D"/>
+                <w:sz w:val="19"/>
+              </w:rPr>
+              <w:t>Correct Answer: None</w:t>
+              <w:br/>
+            </w:r>
+            <w:r>
+              <w:rPr>
+                <w:color w:val="2D3748"/>
+                <w:sz w:val="18"/>
+              </w:rPr>
+              <w:t>Solution Analysis:</w:t>
+              <w:br/>
+              <w:t>They’ll have the same momentum. Reasoning (from de Broglie’s relation): λ=(ℎ / p)⟹p=(ℎ / λ). If an electron and a photon share the same λ, they share the same p.</w:t>
             </w:r>
           </w:p>
         </w:tc>

--- a/dist/exports/kcet-dual-nature-of-radiation_revision_notes.docx
+++ b/dist/exports/kcet-dual-nature-of-radiation_revision_notes.docx
@@ -13,7 +13,7 @@
           <w:color w:val="1A365D"/>
           <w:sz w:val="44"/>
         </w:rPr>
-        <w:t>JEE MAIN REVISION MASTER: DUAL NATURE OF RADIATION 2026 2 QUESTIONS 3.33% WEIGHTAGE</w:t>
+        <w:t>JEE MAIN REVISION MASTER: DUAL NATURE OF RADIATION</w:t>
       </w:r>
     </w:p>
     <w:p>
@@ -209,7 +209,7 @@
               <w:rPr>
                 <w:sz w:val="19"/>
               </w:rPr>
-              <w:t>15 PYQs</w:t>
+              <w:t>19 PYQs</w:t>
             </w:r>
           </w:p>
         </w:tc>
@@ -251,10 +251,10 @@
             <w:r>
               <w:rPr>
                 <w:b/>
-                <w:color w:val="2B6CB0"/>
+                <w:color w:val="718096"/>
                 <w:sz w:val="19"/>
               </w:rPr>
-              <w:t>High</w:t>
+              <w:t>Moderate</w:t>
             </w:r>
           </w:p>
         </w:tc>
@@ -296,7 +296,7 @@
               <w:rPr>
                 <w:sz w:val="19"/>
               </w:rPr>
-              <w:t>10 PYQs</w:t>
+              <w:t>6 PYQs</w:t>
             </w:r>
           </w:p>
         </w:tc>
@@ -517,7 +517,7 @@
           <w:color w:val="2B6CB0"/>
           <w:sz w:val="24"/>
         </w:rPr>
-        <w:t>3.1 Photoelectric Effect &amp; Einstein's Equation (Very High Yield — 15 PYQs)</w:t>
+        <w:t>3.1 Photoelectric Effect &amp; Einstein's Equation (Very High Yield — 19 PYQs)</w:t>
       </w:r>
     </w:p>
     <w:p>
@@ -725,7 +725,7 @@
           <w:color w:val="2B6CB0"/>
           <w:sz w:val="24"/>
         </w:rPr>
-        <w:t>3.2 De Broglie Hypothesis &amp; Matter Waves (High Yield — 10 PYQs)</w:t>
+        <w:t>3.2 De Broglie Hypothesis &amp; Matter Waves (Moderate Yield — 6 PYQs)</w:t>
       </w:r>
     </w:p>
     <w:p>
@@ -875,13 +875,13 @@
           <w:b/>
           <w:sz w:val="18"/>
         </w:rPr>
-        <w:t xml:space="preserve">[2023 Shift] Q#1 (MCQ): </w:t>
+        <w:t xml:space="preserve">[2022 Shift] Q#3 (MCQ): </w:t>
       </w:r>
       <w:r>
         <w:rPr>
           <w:sz w:val="18"/>
         </w:rPr>
-        <w:t xml:space="preserve">"The energy gap of an LED is 2.4eV . When the LED is switched ON, the momentum of the emitted photons is..."  </w:t>
+        <w:t xml:space="preserve">"The de-Broglie wavelength of a particle of kinetic energy K is λ , the wavelength of the particle, if its kinetic energy $\frac{K}..."  </w:t>
       </w:r>
       <w:r>
         <w:rPr>
@@ -902,13 +902,13 @@
           <w:b/>
           <w:sz w:val="18"/>
         </w:rPr>
-        <w:t xml:space="preserve">[2023 Shift] Q#3 (MCQ): </w:t>
+        <w:t xml:space="preserve">[2020 Shift] Q#1 (MCQ): </w:t>
       </w:r>
       <w:r>
         <w:rPr>
           <w:sz w:val="18"/>
         </w:rPr>
-        <w:t xml:space="preserve">"A 60 W source emits monochromatic light of wavelength 662.5 nm. The number of photons emitted per second is..."  </w:t>
+        <w:t xml:space="preserve">"The de-Broglie wavelength associated with electron of hydrogen atom in this ground state is..."  </w:t>
       </w:r>
       <w:r>
         <w:rPr>

--- a/dist/exports/kcet-dual-nature-of-radiation_revision_notes.docx
+++ b/dist/exports/kcet-dual-nature-of-radiation_revision_notes.docx
@@ -209,7 +209,7 @@
               <w:rPr>
                 <w:sz w:val="19"/>
               </w:rPr>
-              <w:t>19 PYQs</w:t>
+              <w:t>17 PYQs</w:t>
             </w:r>
           </w:p>
         </w:tc>
@@ -230,7 +230,7 @@
                 <w:color w:val="718096"/>
                 <w:sz w:val="19"/>
               </w:rPr>
-              <w:t>Photoelectric</w:t>
+              <w:t>Quantum Nature</w:t>
             </w:r>
           </w:p>
         </w:tc>
@@ -251,10 +251,10 @@
             <w:r>
               <w:rPr>
                 <w:b/>
-                <w:color w:val="718096"/>
+                <w:color w:val="2B6CB0"/>
                 <w:sz w:val="19"/>
               </w:rPr>
-              <w:t>Moderate</w:t>
+              <w:t>High</w:t>
             </w:r>
           </w:p>
         </w:tc>
@@ -276,7 +276,7 @@
                 <w:color w:val="2D3748"/>
                 <w:sz w:val="19"/>
               </w:rPr>
-              <w:t>De Broglie Hypothesis &amp; Matter Waves</w:t>
+              <w:t>de Broglie Wavelength of Matter Waves</w:t>
             </w:r>
           </w:p>
         </w:tc>
@@ -296,7 +296,7 @@
               <w:rPr>
                 <w:sz w:val="19"/>
               </w:rPr>
-              <w:t>6 PYQs</w:t>
+              <w:t>8 PYQs</w:t>
             </w:r>
           </w:p>
         </w:tc>
@@ -439,7 +439,7 @@
                 <w:color w:val="2D3748"/>
                 <w:sz w:val="19"/>
               </w:rPr>
-              <w:t>E = h\nu = \phi_0 + K_{\text{max}}, \quad K_{\text{max}} = e V_s = h(\nu - \nu_0) = hc\left(\frac{1}{\lambda} - \frac{1}{\lambda_0}\right)</w:t>
+              <w:t>e V_0 = h\nu - \phi, \quad K_{\max} = \frac{hc}{\lambda} - \phi, \quad \text{Slope of } V_0 \text{ vs } \nu = \frac{h}{e}</w:t>
             </w:r>
           </w:p>
         </w:tc>
@@ -463,7 +463,7 @@
                 <w:color w:val="1A365D"/>
                 <w:sz w:val="19"/>
               </w:rPr>
-              <w:t>De Broglie Hypothesis &amp; Matter Waves</w:t>
+              <w:t>de Broglie Wavelength of Matter Waves</w:t>
             </w:r>
           </w:p>
         </w:tc>
@@ -485,7 +485,7 @@
                 <w:color w:val="2D3748"/>
                 <w:sz w:val="19"/>
               </w:rPr>
-              <w:t>\lambda = \frac{h}{p} = \frac{h}{\sqrt{2mE}} = \frac{h}{\sqrt{2mqV}}, \quad \lambda_{\text{electron}} \approx \frac{1.227}{\sqrt{V}}\text{ nm} = \frac{12.27}{\sqrt{V}}\text{ \AA}</w:t>
+              <w:t>\lambda = \frac{h}{\sqrt{2mqV}}, \quad \lambda_e = \frac{1.227}{\sqrt{V}}\text{ nm}, \quad \lambda_p : \lambda_\alpha = \frac{\sqrt{m_\alpha q_\alpha}}{\sqrt{m_p q_p}}</w:t>
             </w:r>
           </w:p>
         </w:tc>
@@ -517,7 +517,7 @@
           <w:color w:val="2B6CB0"/>
           <w:sz w:val="24"/>
         </w:rPr>
-        <w:t>3.1 Photoelectric Effect &amp; Einstein's Equation (Very High Yield — 19 PYQs)</w:t>
+        <w:t>3.1 Photoelectric Effect &amp; Einstein's Equation (Very High Yield — 17 PYQs)</w:t>
       </w:r>
     </w:p>
     <w:p>
@@ -532,7 +532,7 @@
         <w:rPr>
           <w:sz w:val="20"/>
         </w:rPr>
-        <w:t>Quantum nature of light, work function ϕ_0, threshold frequency ν_0, and stopping potential V_s dependence on frequency.</w:t>
+        <w:t>Einstein's photoelectric equation: K_(\max) = e V_0 = hν - ϕ = h(ν - ν_0). Work function ϕ = hν_0 = (hc / λ_0). Photoelectric current is directly proportional to light intensity. Maximum kinetic energy K_(\max) and stopping potential V_0 depend strictly on frequency ν, completely independent of light intensity.</w:t>
       </w:r>
     </w:p>
     <w:tbl>
@@ -570,7 +570,7 @@
                 <w:color w:val="2D3748"/>
                 <w:sz w:val="19"/>
               </w:rPr>
-              <w:t>Stopping potential depends solely on FREQUENCY and work function; it is completely independent of intensity of incident light!</w:t>
+              <w:t>Increasing light intensity increases the number of emitted photoelectrons (current), but does NOT change their maximum kinetic energy or stopping potential!</w:t>
             </w:r>
           </w:p>
         </w:tc>
@@ -611,7 +611,7 @@
                 <w:color w:val="2D3748"/>
                 <w:sz w:val="19"/>
               </w:rPr>
-              <w:t>Slope of stopping potential vs frequency curve is always universal: Slope = h/e.</w:t>
+              <w:t>The slope of the graph of stopping potential V_0 versus frequency ν is a universal constant (h / e), identical for all metals.</w:t>
             </w:r>
           </w:p>
         </w:tc>
@@ -725,7 +725,7 @@
           <w:color w:val="2B6CB0"/>
           <w:sz w:val="24"/>
         </w:rPr>
-        <w:t>3.2 De Broglie Hypothesis &amp; Matter Waves (Moderate Yield — 6 PYQs)</w:t>
+        <w:t>3.2 de Broglie Wavelength of Matter Waves (High Yield — 8 PYQs)</w:t>
       </w:r>
     </w:p>
     <w:p>
@@ -740,7 +740,7 @@
         <w:rPr>
           <w:sz w:val="20"/>
         </w:rPr>
-        <w:t>Dual wave-particle nature of moving particles, de Broglie wavelength under electrostatic acceleration V, and thermal gas particles.</w:t>
+        <w:t>de Broglie hypothesis: λ = (h / p) = (h / mv) = \frach√(2mE). For an electron accelerated through potential difference V: λ = \frach√(2meV) = \frac1.227√(V) nm = \frac12.27√(V) \AA. For a gas molecule at temperature T: λ = \frach√(3mkT).</w:t>
       </w:r>
     </w:p>
     <w:tbl>
@@ -778,7 +778,7 @@
                 <w:color w:val="2D3748"/>
                 <w:sz w:val="19"/>
               </w:rPr>
-              <w:t>For neutral particles (neutrons), de Broglie wavelength is λ = \frach√(3mkT), where k is Boltzmann constant.</w:t>
+              <w:t>For proton (m, q) vs α-particle (4m, 2q) accelerated through same potential V: (λ_p / λ_α) = √((m_α q_α / m_p q_p)) = √(4 × 2) = √(8) = 2√(2).</w:t>
             </w:r>
           </w:p>
         </w:tc>
@@ -819,7 +819,7 @@
                 <w:color w:val="2D3748"/>
                 <w:sz w:val="19"/>
               </w:rPr>
-              <w:t>For proton vs alpha particle accelerated through same voltage V: (λ_p / λ_α) = √((m_α q_α / m_p q_p)) = √(4 × 2) = 2√(2).</w:t>
+              <w:t>Remember the quick electron formula: Accelerated through 100 V, λ = \frac1.227√(100) = 0.1227 nm = 1.227 \AA.</w:t>
             </w:r>
           </w:p>
         </w:tc>
@@ -875,13 +875,13 @@
           <w:b/>
           <w:sz w:val="18"/>
         </w:rPr>
-        <w:t xml:space="preserve">[2022 Shift] Q#3 (MCQ): </w:t>
+        <w:t xml:space="preserve">[2023 Shift] Q#3 (MCQ): </w:t>
       </w:r>
       <w:r>
         <w:rPr>
           <w:sz w:val="18"/>
         </w:rPr>
-        <w:t xml:space="preserve">"The de-Broglie wavelength of a particle of kinetic energy K is λ , the wavelength of the particle, if its kinetic energy $\frac{K}..."  </w:t>
+        <w:t xml:space="preserve">"A 60 W source emits monochromatic light of wavelength 662.5 nm. The number of photons emitted per second is..."  </w:t>
       </w:r>
       <w:r>
         <w:rPr>
@@ -902,13 +902,13 @@
           <w:b/>
           <w:sz w:val="18"/>
         </w:rPr>
-        <w:t xml:space="preserve">[2020 Shift] Q#1 (MCQ): </w:t>
+        <w:t xml:space="preserve">[2022 Shift] Q#3 (MCQ): </w:t>
       </w:r>
       <w:r>
         <w:rPr>
           <w:sz w:val="18"/>
         </w:rPr>
-        <w:t xml:space="preserve">"The de-Broglie wavelength associated with electron of hydrogen atom in this ground state is..."  </w:t>
+        <w:t xml:space="preserve">"The de-Broglie wavelength of a particle of kinetic energy K is λ , the wavelength of the particle, if its kinetic energy $\frac{K}..."  </w:t>
       </w:r>
       <w:r>
         <w:rPr>
